--- a/W9/docs/Concept_Design_Report_Structure.docx
+++ b/W9/docs/Concept_Design_Report_Structure.docx
@@ -3764,7 +3764,662 @@
         <w:pStyle w:val="Heading1"/>
       </w:pPr>
       <w:r>
-        <w:t>4   Sections without a documented method</w:t>
+        <w:t>4   Presentation conventions</w:t>
+      </w:r>
+    </w:p>
+    <w:p>
+      <w:r>
+        <w:rPr>
+          <w:b w:val="0"/>
+          <w:i w:val="0"/>
+        </w:rPr>
+        <w:t>These conventions apply throughout the report and are stated here so that they form part of what is approved.</w:t>
+      </w:r>
+    </w:p>
+    <w:tbl>
+      <w:tblPr>
+        <w:tblStyle w:val="TableGrid"/>
+        <w:tblW w:type="auto" w:w="0"/>
+        <w:jc w:val="center"/>
+        <w:tblLook w:firstColumn="1" w:firstRow="1" w:lastColumn="0" w:lastRow="0" w:noHBand="0" w:noVBand="1" w:val="04A0"/>
+      </w:tblPr>
+      <w:tblGrid>
+        <w:gridCol w:w="4706"/>
+        <w:gridCol w:w="4706"/>
+      </w:tblGrid>
+      <w:tr>
+        <w:trPr>
+          <w:tblHeader/>
+          <w:cantSplit/>
+        </w:trPr>
+        <w:tc>
+          <w:tcPr>
+            <w:tcW w:type="dxa" w:w="1814"/>
+            <w:shd w:val="clear" w:color="auto" w:fill="1F3B63"/>
+          </w:tcPr>
+          <w:p>
+            <w:pPr>
+              <w:spacing w:after="40"/>
+            </w:pPr>
+            <w:r/>
+            <w:r>
+              <w:rPr>
+                <w:b/>
+                <w:color w:val="FFFFFF"/>
+                <w:sz w:val="19"/>
+              </w:rPr>
+              <w:t>Element</w:t>
+            </w:r>
+          </w:p>
+        </w:tc>
+        <w:tc>
+          <w:tcPr>
+            <w:tcW w:type="dxa" w:w="7540"/>
+            <w:shd w:val="clear" w:color="auto" w:fill="1F3B63"/>
+          </w:tcPr>
+          <w:p>
+            <w:pPr>
+              <w:spacing w:after="40"/>
+            </w:pPr>
+            <w:r/>
+            <w:r>
+              <w:rPr>
+                <w:b/>
+                <w:color w:val="FFFFFF"/>
+                <w:sz w:val="19"/>
+              </w:rPr>
+              <w:t>Convention</w:t>
+            </w:r>
+          </w:p>
+        </w:tc>
+      </w:tr>
+      <w:tr>
+        <w:trPr>
+          <w:cantSplit/>
+        </w:trPr>
+        <w:tc>
+          <w:tcPr>
+            <w:tcW w:type="dxa" w:w="1814"/>
+          </w:tcPr>
+          <w:p>
+            <w:pPr>
+              <w:spacing w:after="40"/>
+            </w:pPr>
+            <w:r/>
+            <w:r>
+              <w:rPr>
+                <w:b w:val="0"/>
+                <w:sz w:val="19"/>
+              </w:rPr>
+              <w:t>Equations</w:t>
+            </w:r>
+          </w:p>
+        </w:tc>
+        <w:tc>
+          <w:tcPr>
+            <w:tcW w:type="dxa" w:w="7540"/>
+          </w:tcPr>
+          <w:p>
+            <w:pPr>
+              <w:spacing w:after="40"/>
+            </w:pPr>
+            <w:r/>
+            <w:r>
+              <w:rPr>
+                <w:b w:val="0"/>
+                <w:sz w:val="19"/>
+              </w:rPr>
+              <w:t>Native Word objects, editable in the equation editor. Each is numbered and followed by a table giving every symbol, its meaning and its unit</w:t>
+            </w:r>
+          </w:p>
+        </w:tc>
+      </w:tr>
+      <w:tr>
+        <w:trPr>
+          <w:cantSplit/>
+        </w:trPr>
+        <w:tc>
+          <w:tcPr>
+            <w:tcW w:type="dxa" w:w="1814"/>
+          </w:tcPr>
+          <w:p>
+            <w:pPr>
+              <w:spacing w:after="40"/>
+            </w:pPr>
+            <w:r/>
+            <w:r>
+              <w:rPr>
+                <w:b w:val="0"/>
+                <w:sz w:val="19"/>
+              </w:rPr>
+              <w:t>Footnotes</w:t>
+            </w:r>
+          </w:p>
+        </w:tc>
+        <w:tc>
+          <w:tcPr>
+            <w:tcW w:type="dxa" w:w="7540"/>
+          </w:tcPr>
+          <w:p>
+            <w:pPr>
+              <w:spacing w:after="40"/>
+            </w:pPr>
+            <w:r/>
+            <w:r>
+              <w:rPr>
+                <w:b w:val="0"/>
+                <w:sz w:val="19"/>
+              </w:rPr>
+              <w:t>Footnotes restart at 1 on each page. They carry the guideline reference and page, the caveat and the derivation; matter belonging to the argument is in the body text</w:t>
+            </w:r>
+          </w:p>
+        </w:tc>
+      </w:tr>
+      <w:tr>
+        <w:trPr>
+          <w:cantSplit/>
+        </w:trPr>
+        <w:tc>
+          <w:tcPr>
+            <w:tcW w:type="dxa" w:w="1814"/>
+          </w:tcPr>
+          <w:p>
+            <w:pPr>
+              <w:spacing w:after="40"/>
+            </w:pPr>
+            <w:r/>
+            <w:r>
+              <w:rPr>
+                <w:b w:val="0"/>
+                <w:sz w:val="19"/>
+              </w:rPr>
+              <w:t>Figures</w:t>
+            </w:r>
+          </w:p>
+        </w:tc>
+        <w:tc>
+          <w:tcPr>
+            <w:tcW w:type="dxa" w:w="7540"/>
+          </w:tcPr>
+          <w:p>
+            <w:pPr>
+              <w:spacing w:after="40"/>
+            </w:pPr>
+            <w:r/>
+            <w:r>
+              <w:rPr>
+                <w:b w:val="0"/>
+                <w:sz w:val="19"/>
+              </w:rPr>
+              <w:t>Maps, process flowcharts and data charts share one numbering sequence. The caption carries the number</w:t>
+            </w:r>
+          </w:p>
+        </w:tc>
+      </w:tr>
+      <w:tr>
+        <w:trPr>
+          <w:cantSplit/>
+        </w:trPr>
+        <w:tc>
+          <w:tcPr>
+            <w:tcW w:type="dxa" w:w="1814"/>
+          </w:tcPr>
+          <w:p>
+            <w:pPr>
+              <w:spacing w:after="40"/>
+            </w:pPr>
+            <w:r/>
+            <w:r>
+              <w:rPr>
+                <w:b w:val="0"/>
+                <w:sz w:val="19"/>
+              </w:rPr>
+              <w:t>Tables</w:t>
+            </w:r>
+          </w:p>
+        </w:tc>
+        <w:tc>
+          <w:tcPr>
+            <w:tcW w:type="dxa" w:w="7540"/>
+          </w:tcPr>
+          <w:p>
+            <w:pPr>
+              <w:spacing w:after="40"/>
+            </w:pPr>
+            <w:r/>
+            <w:r>
+              <w:rPr>
+                <w:b w:val="0"/>
+                <w:sz w:val="19"/>
+              </w:rPr>
+              <w:t>A separate sequence, caption above the table. Header rows repeat across a page break and a row is not split</w:t>
+            </w:r>
+          </w:p>
+        </w:tc>
+      </w:tr>
+      <w:tr>
+        <w:trPr>
+          <w:cantSplit/>
+        </w:trPr>
+        <w:tc>
+          <w:tcPr>
+            <w:tcW w:type="dxa" w:w="1814"/>
+          </w:tcPr>
+          <w:p>
+            <w:pPr>
+              <w:spacing w:after="40"/>
+            </w:pPr>
+            <w:r/>
+            <w:r>
+              <w:rPr>
+                <w:b w:val="0"/>
+                <w:sz w:val="19"/>
+              </w:rPr>
+              <w:t>Maps</w:t>
+            </w:r>
+          </w:p>
+        </w:tc>
+        <w:tc>
+          <w:tcPr>
+            <w:tcW w:type="dxa" w:w="7540"/>
+          </w:tcPr>
+          <w:p>
+            <w:pPr>
+              <w:spacing w:after="40"/>
+            </w:pPr>
+            <w:r/>
+            <w:r>
+              <w:rPr>
+                <w:b w:val="0"/>
+                <w:sz w:val="19"/>
+              </w:rPr>
+              <w:t>Produced from the project geographic information system, with a satellite background, a legend limited to the layers that map draws, and a box giving the quantities behind the figure</w:t>
+            </w:r>
+          </w:p>
+        </w:tc>
+      </w:tr>
+      <w:tr>
+        <w:trPr>
+          <w:cantSplit/>
+        </w:trPr>
+        <w:tc>
+          <w:tcPr>
+            <w:tcW w:type="dxa" w:w="1814"/>
+          </w:tcPr>
+          <w:p>
+            <w:pPr>
+              <w:spacing w:after="40"/>
+            </w:pPr>
+            <w:r/>
+            <w:r>
+              <w:rPr>
+                <w:b w:val="0"/>
+                <w:sz w:val="19"/>
+              </w:rPr>
+              <w:t>Charts</w:t>
+            </w:r>
+          </w:p>
+        </w:tc>
+        <w:tc>
+          <w:tcPr>
+            <w:tcW w:type="dxa" w:w="7540"/>
+          </w:tcPr>
+          <w:p>
+            <w:pPr>
+              <w:spacing w:after="40"/>
+            </w:pPr>
+            <w:r/>
+            <w:r>
+              <w:rPr>
+                <w:b w:val="0"/>
+                <w:sz w:val="19"/>
+              </w:rPr>
+              <w:t>Drawn from the same measured values as the text. Where an asset is recorded as proposed rather than constructed it is shown distinctly and identified in the legend</w:t>
+            </w:r>
+          </w:p>
+        </w:tc>
+      </w:tr>
+      <w:tr>
+        <w:trPr>
+          <w:cantSplit/>
+        </w:trPr>
+        <w:tc>
+          <w:tcPr>
+            <w:tcW w:type="dxa" w:w="1814"/>
+          </w:tcPr>
+          <w:p>
+            <w:pPr>
+              <w:spacing w:after="40"/>
+            </w:pPr>
+            <w:r/>
+            <w:r>
+              <w:rPr>
+                <w:b w:val="0"/>
+                <w:sz w:val="19"/>
+              </w:rPr>
+              <w:t>Revisions</w:t>
+            </w:r>
+          </w:p>
+        </w:tc>
+        <w:tc>
+          <w:tcPr>
+            <w:tcW w:type="dxa" w:w="7540"/>
+          </w:tcPr>
+          <w:p>
+            <w:pPr>
+              <w:spacing w:after="40"/>
+            </w:pPr>
+            <w:r/>
+            <w:r>
+              <w:rPr>
+                <w:b w:val="0"/>
+                <w:sz w:val="19"/>
+              </w:rPr>
+              <w:t>Each issued revision is retained unaltered; a revision is never overwritten</w:t>
+            </w:r>
+          </w:p>
+        </w:tc>
+      </w:tr>
+    </w:tbl>
+    <w:p>
+      <w:r>
+        <w:br w:type="page"/>
+      </w:r>
+    </w:p>
+    <w:p>
+      <w:pPr>
+        <w:pStyle w:val="Heading1"/>
+      </w:pPr>
+      <w:r>
+        <w:t>5   The existing network comprises two networks</w:t>
+      </w:r>
+    </w:p>
+    <w:p>
+      <w:r>
+        <w:rPr>
+          <w:b w:val="0"/>
+          <w:i w:val="0"/>
+        </w:rPr>
+        <w:t>This is recorded here because it determines what several sections of the report are able to state. The wastewater dataset supplied holds a constructed network and a proposed network, distinguished by the operational status field and confirmed by four further fields that agree with it on every record.</w:t>
+      </w:r>
+    </w:p>
+    <w:tbl>
+      <w:tblPr>
+        <w:tblStyle w:val="TableGrid"/>
+        <w:tblW w:type="auto" w:w="0"/>
+        <w:jc w:val="center"/>
+        <w:tblLook w:firstColumn="1" w:firstRow="1" w:lastColumn="0" w:lastRow="0" w:noHBand="0" w:noVBand="1" w:val="04A0"/>
+      </w:tblPr>
+      <w:tblGrid>
+        <w:gridCol w:w="3137"/>
+        <w:gridCol w:w="3137"/>
+        <w:gridCol w:w="3137"/>
+      </w:tblGrid>
+      <w:tr>
+        <w:trPr>
+          <w:tblHeader/>
+          <w:cantSplit/>
+        </w:trPr>
+        <w:tc>
+          <w:tcPr>
+            <w:tcW w:type="dxa" w:w="2835"/>
+            <w:shd w:val="clear" w:color="auto" w:fill="1F3B63"/>
+          </w:tcPr>
+          <w:p>
+            <w:pPr>
+              <w:spacing w:after="40"/>
+            </w:pPr>
+            <w:r/>
+            <w:r>
+              <w:rPr>
+                <w:b/>
+                <w:color w:val="FFFFFF"/>
+                <w:sz w:val="19"/>
+              </w:rPr>
+              <w:t>Asset</w:t>
+            </w:r>
+          </w:p>
+        </w:tc>
+        <w:tc>
+          <w:tcPr>
+            <w:tcW w:type="dxa" w:w="3402"/>
+            <w:shd w:val="clear" w:color="auto" w:fill="1F3B63"/>
+          </w:tcPr>
+          <w:p>
+            <w:pPr>
+              <w:spacing w:after="40"/>
+            </w:pPr>
+            <w:r/>
+            <w:r>
+              <w:rPr>
+                <w:b/>
+                <w:color w:val="FFFFFF"/>
+                <w:sz w:val="19"/>
+              </w:rPr>
+              <w:t>Constructed</w:t>
+            </w:r>
+          </w:p>
+        </w:tc>
+        <w:tc>
+          <w:tcPr>
+            <w:tcW w:type="dxa" w:w="3118"/>
+            <w:shd w:val="clear" w:color="auto" w:fill="1F3B63"/>
+          </w:tcPr>
+          <w:p>
+            <w:pPr>
+              <w:spacing w:after="40"/>
+            </w:pPr>
+            <w:r/>
+            <w:r>
+              <w:rPr>
+                <w:b/>
+                <w:color w:val="FFFFFF"/>
+                <w:sz w:val="19"/>
+              </w:rPr>
+              <w:t>Proposed</w:t>
+            </w:r>
+          </w:p>
+        </w:tc>
+      </w:tr>
+      <w:tr>
+        <w:trPr>
+          <w:cantSplit/>
+        </w:trPr>
+        <w:tc>
+          <w:tcPr>
+            <w:tcW w:type="dxa" w:w="2835"/>
+          </w:tcPr>
+          <w:p>
+            <w:pPr>
+              <w:spacing w:after="40"/>
+            </w:pPr>
+            <w:r/>
+            <w:r>
+              <w:rPr>
+                <w:b w:val="0"/>
+                <w:sz w:val="19"/>
+              </w:rPr>
+              <w:t>Gravity sewer</w:t>
+            </w:r>
+          </w:p>
+        </w:tc>
+        <w:tc>
+          <w:tcPr>
+            <w:tcW w:type="dxa" w:w="3402"/>
+          </w:tcPr>
+          <w:p>
+            <w:pPr>
+              <w:spacing w:after="40"/>
+            </w:pPr>
+            <w:r/>
+            <w:r>
+              <w:rPr>
+                <w:b w:val="0"/>
+                <w:sz w:val="19"/>
+              </w:rPr>
+              <w:t>111.6 km, installed 2006</w:t>
+            </w:r>
+          </w:p>
+        </w:tc>
+        <w:tc>
+          <w:tcPr>
+            <w:tcW w:type="dxa" w:w="3118"/>
+          </w:tcPr>
+          <w:p>
+            <w:pPr>
+              <w:spacing w:after="40"/>
+            </w:pPr>
+            <w:r/>
+            <w:r>
+              <w:rPr>
+                <w:b w:val="0"/>
+                <w:sz w:val="19"/>
+              </w:rPr>
+              <w:t>199.3 km</w:t>
+            </w:r>
+          </w:p>
+        </w:tc>
+      </w:tr>
+      <w:tr>
+        <w:trPr>
+          <w:cantSplit/>
+        </w:trPr>
+        <w:tc>
+          <w:tcPr>
+            <w:tcW w:type="dxa" w:w="2835"/>
+          </w:tcPr>
+          <w:p>
+            <w:pPr>
+              <w:spacing w:after="40"/>
+            </w:pPr>
+            <w:r/>
+            <w:r>
+              <w:rPr>
+                <w:b w:val="0"/>
+                <w:sz w:val="19"/>
+              </w:rPr>
+              <w:t>Force or pumping main</w:t>
+            </w:r>
+          </w:p>
+        </w:tc>
+        <w:tc>
+          <w:tcPr>
+            <w:tcW w:type="dxa" w:w="3402"/>
+          </w:tcPr>
+          <w:p>
+            <w:pPr>
+              <w:spacing w:after="40"/>
+            </w:pPr>
+            <w:r/>
+            <w:r>
+              <w:rPr>
+                <w:b w:val="0"/>
+                <w:sz w:val="19"/>
+              </w:rPr>
+              <w:t>10.0 km, installed 2006</w:t>
+            </w:r>
+          </w:p>
+        </w:tc>
+        <w:tc>
+          <w:tcPr>
+            <w:tcW w:type="dxa" w:w="3118"/>
+          </w:tcPr>
+          <w:p>
+            <w:pPr>
+              <w:spacing w:after="40"/>
+            </w:pPr>
+            <w:r/>
+            <w:r>
+              <w:rPr>
+                <w:b w:val="0"/>
+                <w:sz w:val="19"/>
+              </w:rPr>
+              <w:t>23.2 km</w:t>
+            </w:r>
+          </w:p>
+        </w:tc>
+      </w:tr>
+      <w:tr>
+        <w:trPr>
+          <w:cantSplit/>
+        </w:trPr>
+        <w:tc>
+          <w:tcPr>
+            <w:tcW w:type="dxa" w:w="2835"/>
+          </w:tcPr>
+          <w:p>
+            <w:pPr>
+              <w:spacing w:after="40"/>
+            </w:pPr>
+            <w:r/>
+            <w:r>
+              <w:rPr>
+                <w:b w:val="0"/>
+                <w:sz w:val="19"/>
+              </w:rPr>
+              <w:t>Treated effluent main</w:t>
+            </w:r>
+          </w:p>
+        </w:tc>
+        <w:tc>
+          <w:tcPr>
+            <w:tcW w:type="dxa" w:w="3402"/>
+          </w:tcPr>
+          <w:p>
+            <w:pPr>
+              <w:spacing w:after="40"/>
+            </w:pPr>
+            <w:r/>
+            <w:r>
+              <w:rPr>
+                <w:b w:val="0"/>
+                <w:sz w:val="19"/>
+              </w:rPr>
+              <w:t>none</w:t>
+            </w:r>
+          </w:p>
+        </w:tc>
+        <w:tc>
+          <w:tcPr>
+            <w:tcW w:type="dxa" w:w="3118"/>
+          </w:tcPr>
+          <w:p>
+            <w:pPr>
+              <w:spacing w:after="40"/>
+            </w:pPr>
+            <w:r/>
+            <w:r>
+              <w:rPr>
+                <w:b w:val="0"/>
+                <w:sz w:val="19"/>
+              </w:rPr>
+              <w:t>45.7 km</w:t>
+            </w:r>
+          </w:p>
+        </w:tc>
+      </w:tr>
+    </w:tbl>
+    <w:p/>
+    <w:p>
+      <w:r>
+        <w:rPr>
+          <w:b w:val="0"/>
+          <w:i w:val="0"/>
+        </w:rPr>
+        <w:t>Neither diameter nor invert level is recorded on the constructed network, and the records carry a remark that the data is to be used for reference only. Section 18, the hydraulic assessment of the existing networks, therefore cannot be completed from the data supplied and waits on the survey now in progress.</w:t>
+      </w:r>
+    </w:p>
+    <w:p>
+      <w:r>
+        <w:br w:type="page"/>
+      </w:r>
+    </w:p>
+    <w:p>
+      <w:pPr>
+        <w:pStyle w:val="Heading1"/>
+      </w:pPr>
+      <w:r>
+        <w:t>6   Sections without a documented method</w:t>
       </w:r>
     </w:p>
     <w:p>
@@ -3951,7 +4606,7 @@
                 <w:b w:val="0"/>
                 <w:sz w:val="19"/>
               </w:rPr>
-              <w:t>Depends on the ruling sought on EIA timing — see Section 5</w:t>
+              <w:t>Depends on the ruling sought on EIA timing — see Section 7</w:t>
             </w:r>
           </w:p>
         </w:tc>
@@ -4095,7 +4750,7 @@
         <w:pStyle w:val="Heading1"/>
       </w:pPr>
       <w:r>
-        <w:t>5   Decisions required from Nama Water Services</w:t>
+        <w:t>7   Decisions required from Nama Water Services</w:t>
       </w:r>
     </w:p>
     <w:p>

--- a/W9/docs/Concept_Design_Report_Structure.docx
+++ b/W9/docs/Concept_Design_Report_Structure.docx
@@ -4097,6 +4097,47 @@
                 <w:b w:val="0"/>
                 <w:sz w:val="19"/>
               </w:rPr>
+              <w:t>Page size</w:t>
+            </w:r>
+          </w:p>
+        </w:tc>
+        <w:tc>
+          <w:tcPr>
+            <w:tcW w:type="dxa" w:w="7540"/>
+          </w:tcPr>
+          <w:p>
+            <w:pPr>
+              <w:spacing w:after="40"/>
+            </w:pPr>
+            <w:r/>
+            <w:r>
+              <w:rPr>
+                <w:b w:val="0"/>
+                <w:sz w:val="19"/>
+              </w:rPr>
+              <w:t>The body is A4 portrait. A figure that cannot be read at 16 cm wide, which is the maps and the appraisal flowchart, is placed on its own A3 landscape page. Legibility governs the page size</w:t>
+            </w:r>
+          </w:p>
+        </w:tc>
+      </w:tr>
+      <w:tr>
+        <w:trPr>
+          <w:cantSplit/>
+        </w:trPr>
+        <w:tc>
+          <w:tcPr>
+            <w:tcW w:type="dxa" w:w="1814"/>
+          </w:tcPr>
+          <w:p>
+            <w:pPr>
+              <w:spacing w:after="40"/>
+            </w:pPr>
+            <w:r/>
+            <w:r>
+              <w:rPr>
+                <w:b w:val="0"/>
+                <w:sz w:val="19"/>
+              </w:rPr>
               <w:t>Revisions</w:t>
             </w:r>
           </w:p>
